--- a/word_reports/LP_0230_위치_449_Madonna_True Blue.docx
+++ b/word_reports/LP_0230_위치_449_Madonna_True Blue.docx
@@ -4,7 +4,7 @@
   <w:body>
     <w:p>
       <w:pPr>
-        <w:spacing w:after="280"/>
+        <w:spacing w:after="80"/>
       </w:pPr>
       <w:r>
         <w:rPr w:rFonts="맑은 고딕">
@@ -13,94 +13,47 @@
           <w:color w:val="1E3A8A"/>
           <w:sz w:val="30"/>
         </w:rPr>
-        <w:t>[449] Madonna - True Blue</w:t>
+        <w:t>Madonna (성모 마리아) - True Blue</w:t>
       </w:r>
     </w:p>
     <w:p>
       <w:pPr>
-        <w:spacing w:after="320"/>
+        <w:spacing w:after="240"/>
       </w:pPr>
       <w:r>
         <w:rPr w:rFonts="맑은 고딕">
           <w:rFonts w:ascii="맑은 고딕" w:hAnsi="맑은 고딕" w:eastAsia="맑은 고딕"/>
           <w:b/>
-          <w:sz w:val="20"/>
+          <w:color w:val="4B5563"/>
+          <w:sz w:val="22"/>
         </w:rPr>
-        <w:t>■ 위치 : 449</w:t>
-        <w:br/>
-      </w:r>
-      <w:r>
-        <w:rPr w:rFonts="맑은 고딕">
-          <w:rFonts w:ascii="맑은 고딕" w:hAnsi="맑은 고딕" w:eastAsia="맑은 고딕"/>
-          <w:b/>
-          <w:sz w:val="20"/>
-        </w:rPr>
-        <w:t>■ 아티스트 : Madonna</w:t>
-        <w:br/>
-      </w:r>
-      <w:r>
-        <w:rPr w:rFonts="맑은 고딕">
-          <w:rFonts w:ascii="맑은 고딕" w:hAnsi="맑은 고딕" w:eastAsia="맑은 고딕"/>
-          <w:b/>
-          <w:sz w:val="20"/>
-        </w:rPr>
-        <w:t>■ 앨범명 : True Blue</w:t>
-        <w:br/>
-      </w:r>
-      <w:r>
-        <w:rPr w:rFonts="맑은 고딕">
-          <w:rFonts w:ascii="맑은 고딕" w:hAnsi="맑은 고딕" w:eastAsia="맑은 고딕"/>
-          <w:b w:val="0"/>
-          <w:sz w:val="20"/>
-        </w:rPr>
-        <w:t>■ 음반 레이블 : Sire Records</w:t>
-        <w:br/>
-      </w:r>
-      <w:r>
-        <w:rPr w:rFonts="맑은 고딕">
-          <w:rFonts w:ascii="맑은 고딕" w:hAnsi="맑은 고딕" w:eastAsia="맑은 고딕"/>
-          <w:b w:val="0"/>
-          <w:sz w:val="20"/>
-        </w:rPr>
-        <w:t>■ 발매년도 : 1986</w:t>
-        <w:br/>
-      </w:r>
-      <w:r>
-        <w:rPr w:rFonts="맑은 고딕">
-          <w:rFonts w:ascii="맑은 고딕" w:hAnsi="맑은 고딕" w:eastAsia="맑은 고딕"/>
-          <w:b w:val="0"/>
-          <w:sz w:val="20"/>
-        </w:rPr>
-        <w:t>■ 장르 : 댄스 팝, 신스팝, 파퓰러 음악 (Dance-Pop, Synth-Pop, Pop)</w:t>
-        <w:br/>
-      </w:r>
-      <w:r>
-        <w:rPr w:rFonts="맑은 고딕">
-          <w:rFonts w:ascii="맑은 고딕" w:hAnsi="맑은 고딕" w:eastAsia="맑은 고딕"/>
-          <w:b w:val="0"/>
-          <w:sz w:val="20"/>
-        </w:rPr>
-        <w:t>■ 주요 수록곡 : Papa Don't Preach, Open Your Heart, Live to Tell, True Blue, La Isla Bonita</w:t>
-        <w:br/>
+        <w:t>위치 :  449</w:t>
       </w:r>
     </w:p>
     <w:p>
       <w:pPr>
-        <w:spacing w:after="160"/>
+        <w:spacing w:line="324" w:lineRule="auto" w:before="80" w:after="160"/>
       </w:pPr>
       <w:r>
         <w:rPr w:rFonts="맑은 고딕">
           <w:rFonts w:ascii="맑은 고딕" w:hAnsi="맑은 고딕" w:eastAsia="맑은 고딕"/>
           <w:b/>
           <w:color w:val="1F2937"/>
-          <w:sz w:val="24"/>
+          <w:sz w:val="22"/>
         </w:rPr>
-        <w:t>■ 음반 해설 및 감상 가이드</w:t>
+        <w:t xml:space="preserve">[음반 소개] </w:t>
+      </w:r>
+      <w:r>
+        <w:rPr w:rFonts="맑은 고딕">
+          <w:rFonts w:ascii="맑은 고딕" w:hAnsi="맑은 고딕" w:eastAsia="맑은 고딕"/>
+          <w:b w:val="0"/>
+          <w:sz w:val="21"/>
+        </w:rPr>
       </w:r>
     </w:p>
     <w:p>
       <w:pPr>
-        <w:spacing w:line="312" w:lineRule="auto" w:after="120"/>
+        <w:spacing w:line="324" w:lineRule="auto" w:after="120"/>
       </w:pPr>
       <w:r>
         <w:rPr w:rFonts="맑은 고딕">
@@ -108,51 +61,516 @@
           <w:b w:val="0"/>
           <w:sz w:val="21"/>
         </w:rPr>
-        <w:t>1986년에 발매된 마돈나(Madonna)의 세 번째 정규 앨범 《True Blue》는 그녀를 단순한 라이징 댄스 스타에서 명실상부한 글로벌 ‘팝의 여왕(Queen of Pop)’이자 주체적인 아티스트의 반열에 올린 결정적인 명반입니다. 당시 배우 숀 펜(Sean Penn)과의 결혼 생활에서 영감을 받아 그에게 헌정한 이 음반은 전 세계 28개국 차트 1위를 휩쓰는 전무후무한 기록을 세웠습니다. 마돈나는 이 앨범에서 작사, 작곡, 공동 프로듀싱 전반을 직접 주도하며 독자적인 음악적 패권을 완벽히 입증해 냈습니다.</w:t>
+        <w:t>1986년 발표된 &lt;True Blue&gt;는 한 시대를 풍미한 팝의 여제 마돈나가 단순한 댄스 팝 아이콘을 넘어 진정한 예술적 거장으로 우뚝 섰음을 선언한 불멸의 명반입니다. 낭만과 열정이 요동치던 1980년대 중반, 그녀는 사랑과 비극, 그리고 인간 내면의 솔직한 고백을 유려한 멜로디 속에 녹여내어 전 세계 음악 팬들의 가슴속에 깊은 파문을 일으켰습니다. 정교하게 조율된 신디사이저와 서정미 넘치는 보컬이 빚어내는 음악적 질감은 반세기가 흐른 지금 들어도 여전히 찬란한 감동의 온기를 뿜어냅니다.</w:t>
       </w:r>
     </w:p>
     <w:p>
       <w:pPr>
-        <w:spacing w:line="312" w:lineRule="auto" w:after="120"/>
+        <w:spacing w:line="324" w:lineRule="auto" w:before="200" w:after="80"/>
       </w:pPr>
+      <w:r>
+        <w:rPr w:rFonts="맑은 고딕">
+          <w:rFonts w:ascii="맑은 고딕" w:hAnsi="맑은 고딕" w:eastAsia="맑은 고딕"/>
+          <w:b/>
+          <w:color w:val="1E3A8A"/>
+          <w:sz w:val="24"/>
+        </w:rPr>
+        <w:t>1. 음반 데이터</w:t>
+      </w:r>
+    </w:p>
+    <w:p>
+      <w:pPr>
+        <w:spacing w:line="324" w:lineRule="auto" w:after="80"/>
+      </w:pPr>
+      <w:r>
+        <w:rPr w:rFonts="맑은 고딕">
+          <w:rFonts w:ascii="맑은 고딕" w:hAnsi="맑은 고딕" w:eastAsia="맑은 고딕"/>
+          <w:b w:val="0"/>
+          <w:color w:val="6B7280"/>
+          <w:sz w:val="21"/>
+        </w:rPr>
+        <w:t xml:space="preserve">· </w:t>
+      </w:r>
+      <w:r>
+        <w:rPr w:rFonts="맑은 고딕">
+          <w:rFonts w:ascii="맑은 고딕" w:hAnsi="맑은 고딕" w:eastAsia="맑은 고딕"/>
+          <w:b/>
+          <w:color w:val="1F2937"/>
+          <w:sz w:val="21"/>
+        </w:rPr>
+        <w:t xml:space="preserve">앨범명: </w:t>
+      </w:r>
       <w:r>
         <w:rPr w:rFonts="맑은 고딕">
           <w:rFonts w:ascii="맑은 고딕" w:hAnsi="맑은 고딕" w:eastAsia="맑은 고딕"/>
           <w:b w:val="0"/>
           <w:sz w:val="21"/>
         </w:rPr>
-        <w:t>《True Blue》는 80년대 신스팝의 틀을 넘어 한층 성숙하고 다채로운 음악적 스펙트럼을 펼쳐 보입니다. 프로듀서 패트릭 레너드(Patrick Leonard), 스티븐 브레이(Stephen Bray)와의 훌륭한 호흡을 통해 클래시컬한 현악 편곡, 이국적인 라틴 리듬, 그리고 60년대 걸그룹 팝에 대한 오마주까지 유연하게 수용했습니다. 이전 작들에 비해 깊어진 마돈나의 보컬 톤과 입체적이고 정교해진 아날로그 사운드 레이어링은 음반 전체에 당당하면서도 우아한 품격을 더해줍니다.</w:t>
+        <w:t>True Blue</w:t>
       </w:r>
     </w:p>
     <w:p>
       <w:pPr>
-        <w:spacing w:line="312" w:lineRule="auto" w:after="120"/>
+        <w:spacing w:line="324" w:lineRule="auto" w:after="80"/>
       </w:pPr>
+      <w:r>
+        <w:rPr w:rFonts="맑은 고딕">
+          <w:rFonts w:ascii="맑은 고딕" w:hAnsi="맑은 고딕" w:eastAsia="맑은 고딕"/>
+          <w:b w:val="0"/>
+          <w:color w:val="6B7280"/>
+          <w:sz w:val="21"/>
+        </w:rPr>
+        <w:t xml:space="preserve">· </w:t>
+      </w:r>
+      <w:r>
+        <w:rPr w:rFonts="맑은 고딕">
+          <w:rFonts w:ascii="맑은 고딕" w:hAnsi="맑은 고딕" w:eastAsia="맑은 고딕"/>
+          <w:b/>
+          <w:color w:val="1F2937"/>
+          <w:sz w:val="21"/>
+        </w:rPr>
+        <w:t xml:space="preserve">아티스트: </w:t>
+      </w:r>
       <w:r>
         <w:rPr w:rFonts="맑은 고딕">
           <w:rFonts w:ascii="맑은 고딕" w:hAnsi="맑은 고딕" w:eastAsia="맑은 고딕"/>
           <w:b w:val="0"/>
           <w:sz w:val="21"/>
         </w:rPr>
-        <w:t>수록곡들은 팝 역사에 길이 남을 명곡들로 빽빽하게 채워져 있습니다. 웅장하고 서늘한 분위기의 스릴러적 발라드 〈Live to Tell〉은 마돈나의 가창적 진면목을 보여주며, 클래식 현악 오프닝과 다이내믹한 댄스 비트가 조화를 이루는 〈Papa Don't Preach〉는 사회적 서사와 팝적 감수성을 완벽하게 융합해 냈습니다. 또한 이국적인 라틴 퍼커션과 플라멩코 기타가 넘실거리는 〈La Isla Bonita〉와 사랑스러운 레트로 팝의 정석을 보여주는 타이틀곡 〈True Blue〉는 LP의 따뜻한 질감 속에서 더욱 생생하고 풍성한 음향적 쾌감을 선사합니다.</w:t>
+        <w:t>Madonna (성모 마리아)</w:t>
       </w:r>
     </w:p>
     <w:p>
       <w:pPr>
-        <w:spacing w:line="312" w:lineRule="auto" w:after="120"/>
+        <w:spacing w:line="324" w:lineRule="auto" w:after="80"/>
       </w:pPr>
+      <w:r>
+        <w:rPr w:rFonts="맑은 고딕">
+          <w:rFonts w:ascii="맑은 고딕" w:hAnsi="맑은 고딕" w:eastAsia="맑은 고딕"/>
+          <w:b w:val="0"/>
+          <w:color w:val="6B7280"/>
+          <w:sz w:val="21"/>
+        </w:rPr>
+        <w:t xml:space="preserve">· </w:t>
+      </w:r>
+      <w:r>
+        <w:rPr w:rFonts="맑은 고딕">
+          <w:rFonts w:ascii="맑은 고딕" w:hAnsi="맑은 고딕" w:eastAsia="맑은 고딕"/>
+          <w:b/>
+          <w:color w:val="1F2937"/>
+          <w:sz w:val="21"/>
+        </w:rPr>
+        <w:t xml:space="preserve">발매 정보: </w:t>
+      </w:r>
       <w:r>
         <w:rPr w:rFonts="맑은 고딕">
           <w:rFonts w:ascii="맑은 고딕" w:hAnsi="맑은 고딕" w:eastAsia="맑은 고딕"/>
           <w:b w:val="0"/>
           <w:sz w:val="21"/>
         </w:rPr>
-        <w:t>사진작가 허브 리츠(Herb Ritts)가 포착한 커버 이미지의 아이코닉한 미학처럼, 《True Blue》는 시각과 청각 모두에서 80년대 대중문화의 정점을 상징합니다. 세월의 흐름을 무색하게 만드는 세련된 프로덕션과 마돈나의 시대 선도적인 에너지는 아날로그 바이닐을 통해 재생될 때 가장 찬란한 울림을 전합니다. 팝 음악의 황금기를 대표하는 이 클래식 음반은 음반 컬렉터와 리스너 모두에게 영원한 즐거움을 안겨주는 필수 청취 음반입니다.</w:t>
+        <w:t>1986년 6월 사이어 레코드(Sire Records)를 통해 발매된 마돈나의 정규 3집 앨범으로, 당시 남편이었던 배우 션 펜(Sean Penn)에 대한 헌사이자 아티스트 본인의 주체적 음악 세계를 확립한 역사적 역작입니다.</w:t>
+      </w:r>
+    </w:p>
+    <w:p>
+      <w:pPr>
+        <w:spacing w:line="324" w:lineRule="auto" w:after="80"/>
+      </w:pPr>
+      <w:r>
+        <w:rPr w:rFonts="맑은 고딕">
+          <w:rFonts w:ascii="맑은 고딕" w:hAnsi="맑은 고딕" w:eastAsia="맑은 고딕"/>
+          <w:b w:val="0"/>
+          <w:color w:val="6B7280"/>
+          <w:sz w:val="21"/>
+        </w:rPr>
+        <w:t xml:space="preserve">· </w:t>
+      </w:r>
+      <w:r>
+        <w:rPr w:rFonts="맑은 고딕">
+          <w:rFonts w:ascii="맑은 고딕" w:hAnsi="맑은 고딕" w:eastAsia="맑은 고딕"/>
+          <w:b/>
+          <w:color w:val="1F2937"/>
+          <w:sz w:val="21"/>
+        </w:rPr>
+        <w:t xml:space="preserve">LP 인기도(판매량): </w:t>
+      </w:r>
+      <w:r>
+        <w:rPr w:rFonts="맑은 고딕">
+          <w:rFonts w:ascii="맑은 고딕" w:hAnsi="맑은 고딕" w:eastAsia="맑은 고딕"/>
+          <w:b w:val="0"/>
+          <w:sz w:val="21"/>
+        </w:rPr>
+        <w:t>발매와 동시에 전 세계 28개국 앨범 차트 1위를 석권하는 경이로운 기록을 세웠으며, 전 세계적으로 2,500만 장 이상의 천문학적인 판매고를 올리며 80년대 가장 많이 판매된 앨범 중 하나로 기록되었습니다.</w:t>
+      </w:r>
+    </w:p>
+    <w:p>
+      <w:pPr>
+        <w:spacing w:line="324" w:lineRule="auto" w:after="80"/>
+      </w:pPr>
+      <w:r>
+        <w:rPr w:rFonts="맑은 고딕">
+          <w:rFonts w:ascii="맑은 고딕" w:hAnsi="맑은 고딕" w:eastAsia="맑은 고딕"/>
+          <w:b w:val="0"/>
+          <w:color w:val="6B7280"/>
+          <w:sz w:val="21"/>
+        </w:rPr>
+        <w:t xml:space="preserve">· </w:t>
+      </w:r>
+      <w:r>
+        <w:rPr w:rFonts="맑은 고딕">
+          <w:rFonts w:ascii="맑은 고딕" w:hAnsi="맑은 고딕" w:eastAsia="맑은 고딕"/>
+          <w:b/>
+          <w:color w:val="1F2937"/>
+          <w:sz w:val="21"/>
+        </w:rPr>
+        <w:t xml:space="preserve">각종 수상경력: </w:t>
+      </w:r>
+      <w:r>
+        <w:rPr w:rFonts="맑은 고딕">
+          <w:rFonts w:ascii="맑은 고딕" w:hAnsi="맑은 고딕" w:eastAsia="맑은 고딕"/>
+          <w:b w:val="0"/>
+          <w:sz w:val="21"/>
+        </w:rPr>
+        <w:t>1987년 MTV 비디오 뮤직 어워드 '비디오 뱅가드 상' 수상의 기틀을 마련하였으며, 빌보드 뮤직 어워드 및 전 세계 유수의 음반 시상식을 석권하고 기네스 세계 기록에 당대 최고 베스트셀러 음반으로 등재되었습니다.</w:t>
+      </w:r>
+    </w:p>
+    <w:p>
+      <w:pPr>
+        <w:spacing w:line="324" w:lineRule="auto" w:before="200" w:after="80"/>
+      </w:pPr>
+      <w:r>
+        <w:rPr w:rFonts="맑은 고딕">
+          <w:rFonts w:ascii="맑은 고딕" w:hAnsi="맑은 고딕" w:eastAsia="맑은 고딕"/>
+          <w:b/>
+          <w:color w:val="1E3A8A"/>
+          <w:sz w:val="24"/>
+        </w:rPr>
+        <w:t>2. 아티스트 정보</w:t>
+      </w:r>
+    </w:p>
+    <w:p>
+      <w:pPr>
+        <w:spacing w:line="324" w:lineRule="auto" w:after="80"/>
+      </w:pPr>
+      <w:r>
+        <w:rPr w:rFonts="맑은 고딕">
+          <w:rFonts w:ascii="맑은 고딕" w:hAnsi="맑은 고딕" w:eastAsia="맑은 고딕"/>
+          <w:b w:val="0"/>
+          <w:color w:val="6B7280"/>
+          <w:sz w:val="21"/>
+        </w:rPr>
+        <w:t xml:space="preserve">· </w:t>
+      </w:r>
+      <w:r>
+        <w:rPr w:rFonts="맑은 고딕">
+          <w:rFonts w:ascii="맑은 고딕" w:hAnsi="맑은 고딕" w:eastAsia="맑은 고딕"/>
+          <w:b/>
+          <w:color w:val="1F2937"/>
+          <w:sz w:val="21"/>
+        </w:rPr>
+        <w:t xml:space="preserve">국적: </w:t>
+      </w:r>
+      <w:r>
+        <w:rPr w:rFonts="맑은 고딕">
+          <w:rFonts w:ascii="맑은 고딕" w:hAnsi="맑은 고딕" w:eastAsia="맑은 고딕"/>
+          <w:b w:val="0"/>
+          <w:sz w:val="21"/>
+        </w:rPr>
+        <w:t>미국 (USA)</w:t>
+      </w:r>
+    </w:p>
+    <w:p>
+      <w:pPr>
+        <w:spacing w:line="324" w:lineRule="auto" w:after="80"/>
+      </w:pPr>
+      <w:r>
+        <w:rPr w:rFonts="맑은 고딕">
+          <w:rFonts w:ascii="맑은 고딕" w:hAnsi="맑은 고딕" w:eastAsia="맑은 고딕"/>
+          <w:b w:val="0"/>
+          <w:color w:val="6B7280"/>
+          <w:sz w:val="21"/>
+        </w:rPr>
+        <w:t xml:space="preserve">· </w:t>
+      </w:r>
+      <w:r>
+        <w:rPr w:rFonts="맑은 고딕">
+          <w:rFonts w:ascii="맑은 고딕" w:hAnsi="맑은 고딕" w:eastAsia="맑은 고딕"/>
+          <w:b/>
+          <w:color w:val="1F2937"/>
+          <w:sz w:val="21"/>
+        </w:rPr>
+        <w:t xml:space="preserve">생몰년도: </w:t>
+      </w:r>
+      <w:r>
+        <w:rPr w:rFonts="맑은 고딕">
+          <w:rFonts w:ascii="맑은 고딕" w:hAnsi="맑은 고딕" w:eastAsia="맑은 고딕"/>
+          <w:b w:val="0"/>
+          <w:sz w:val="21"/>
+        </w:rPr>
+        <w:t>1958년 8월 16일 ~ 현재</w:t>
+      </w:r>
+    </w:p>
+    <w:p>
+      <w:pPr>
+        <w:spacing w:line="324" w:lineRule="auto" w:after="80"/>
+      </w:pPr>
+      <w:r>
+        <w:rPr w:rFonts="맑은 고딕">
+          <w:rFonts w:ascii="맑은 고딕" w:hAnsi="맑은 고딕" w:eastAsia="맑은 고딕"/>
+          <w:b w:val="0"/>
+          <w:color w:val="6B7280"/>
+          <w:sz w:val="21"/>
+        </w:rPr>
+        <w:t xml:space="preserve">· </w:t>
+      </w:r>
+      <w:r>
+        <w:rPr w:rFonts="맑은 고딕">
+          <w:rFonts w:ascii="맑은 고딕" w:hAnsi="맑은 고딕" w:eastAsia="맑은 고딕"/>
+          <w:b/>
+          <w:color w:val="1F2937"/>
+          <w:sz w:val="21"/>
+        </w:rPr>
+        <w:t xml:space="preserve">그룹 소속: </w:t>
+      </w:r>
+      <w:r>
+        <w:rPr w:rFonts="맑은 고딕">
+          <w:rFonts w:ascii="맑은 고딕" w:hAnsi="맑은 고딕" w:eastAsia="맑은 고딕"/>
+          <w:b w:val="0"/>
+          <w:sz w:val="21"/>
+        </w:rPr>
+        <w:t>솔로</w:t>
+      </w:r>
+    </w:p>
+    <w:p>
+      <w:pPr>
+        <w:spacing w:line="324" w:lineRule="auto" w:after="80"/>
+      </w:pPr>
+      <w:r>
+        <w:rPr w:rFonts="맑은 고딕">
+          <w:rFonts w:ascii="맑은 고딕" w:hAnsi="맑은 고딕" w:eastAsia="맑은 고딕"/>
+          <w:b w:val="0"/>
+          <w:color w:val="6B7280"/>
+          <w:sz w:val="21"/>
+        </w:rPr>
+        <w:t xml:space="preserve">· </w:t>
+      </w:r>
+      <w:r>
+        <w:rPr w:rFonts="맑은 고딕">
+          <w:rFonts w:ascii="맑은 고딕" w:hAnsi="맑은 고딕" w:eastAsia="맑은 고딕"/>
+          <w:b/>
+          <w:color w:val="1F2937"/>
+          <w:sz w:val="21"/>
+        </w:rPr>
+        <w:t xml:space="preserve">아티스트 소개: </w:t>
+      </w:r>
+      <w:r>
+        <w:rPr w:rFonts="맑은 고딕">
+          <w:rFonts w:ascii="맑은 고딕" w:hAnsi="맑은 고딕" w:eastAsia="맑은 고딕"/>
+          <w:b w:val="0"/>
+          <w:sz w:val="21"/>
+        </w:rPr>
+        <w:t>끊임없는 변신과 파격적인 시도로 대중음악의 지평을 넓혀온 마돈나는 20세기와 21세기를 관통하는 대중문화의 가장 위대한 상징입니다. 탁월한 프로듀싱 감각과 진취적인 메시지를 통해 여성 아티스트의 한계를 허물었으며, 대중음악사에서 가장 성공적이고 영향력 있는 팝의 여제로 평가받고 있습니다.</w:t>
+      </w:r>
+    </w:p>
+    <w:p>
+      <w:pPr>
+        <w:spacing w:line="324" w:lineRule="auto" w:before="200" w:after="80"/>
+      </w:pPr>
+      <w:r>
+        <w:rPr w:rFonts="맑은 고딕">
+          <w:rFonts w:ascii="맑은 고딕" w:hAnsi="맑은 고딕" w:eastAsia="맑은 고딕"/>
+          <w:b/>
+          <w:color w:val="1E3A8A"/>
+          <w:sz w:val="24"/>
+        </w:rPr>
+        <w:t>3. 음반 상세 분석</w:t>
+      </w:r>
+    </w:p>
+    <w:p>
+      <w:pPr>
+        <w:spacing w:line="324" w:lineRule="auto" w:after="80"/>
+      </w:pPr>
+      <w:r>
+        <w:rPr w:rFonts="맑은 고딕">
+          <w:rFonts w:ascii="맑은 고딕" w:hAnsi="맑은 고딕" w:eastAsia="맑은 고딕"/>
+          <w:b w:val="0"/>
+          <w:color w:val="6B7280"/>
+          <w:sz w:val="21"/>
+        </w:rPr>
+        <w:t xml:space="preserve">· </w:t>
+      </w:r>
+      <w:r>
+        <w:rPr w:rFonts="맑은 고딕">
+          <w:rFonts w:ascii="맑은 고딕" w:hAnsi="맑은 고딕" w:eastAsia="맑은 고딕"/>
+          <w:b/>
+          <w:color w:val="1F2937"/>
+          <w:sz w:val="21"/>
+        </w:rPr>
+        <w:t xml:space="preserve">역사적 위치: </w:t>
+      </w:r>
+      <w:r>
+        <w:rPr w:rFonts="맑은 고딕">
+          <w:rFonts w:ascii="맑은 고딕" w:hAnsi="맑은 고딕" w:eastAsia="맑은 고딕"/>
+          <w:b w:val="0"/>
+          <w:sz w:val="21"/>
+        </w:rPr>
+        <w:t>본 작은 80년대 신스팝과 댄스 팝의 정점을 보여주는 동시에, 서정적인 어쿠스틱과 라틴 팝의 요소를 절묘하게 결합하여 팝 음악의 음악적 완성도를 한 단계 끌어올린 걸작입니다. 앨범 전반을 관통하는 견고한 송라이팅과 마돈나의 진일보한 보컬 표현력은 상업성과 예술성의 완벽한 조화를 이루어냈다는 찬사를 받습니다.</w:t>
+      </w:r>
+    </w:p>
+    <w:p>
+      <w:pPr>
+        <w:spacing w:line="324" w:lineRule="auto" w:after="80"/>
+      </w:pPr>
+      <w:r>
+        <w:rPr w:rFonts="맑은 고딕">
+          <w:rFonts w:ascii="맑은 고딕" w:hAnsi="맑은 고딕" w:eastAsia="맑은 고딕"/>
+          <w:b w:val="0"/>
+          <w:color w:val="6B7280"/>
+          <w:sz w:val="21"/>
+        </w:rPr>
+        <w:t xml:space="preserve">· </w:t>
+      </w:r>
+      <w:r>
+        <w:rPr w:rFonts="맑은 고딕">
+          <w:rFonts w:ascii="맑은 고딕" w:hAnsi="맑은 고딕" w:eastAsia="맑은 고딕"/>
+          <w:b/>
+          <w:color w:val="1F2937"/>
+          <w:sz w:val="21"/>
+        </w:rPr>
+        <w:t xml:space="preserve">시대의 흔적(스토리텔링): </w:t>
+      </w:r>
+      <w:r>
+        <w:rPr w:rFonts="맑은 고딕">
+          <w:rFonts w:ascii="맑은 고딕" w:hAnsi="맑은 고딕" w:eastAsia="맑은 고딕"/>
+          <w:b w:val="0"/>
+          <w:sz w:val="21"/>
+        </w:rPr>
+        <w:t>냉전의 황혼기이자 화려한 네온사인으로 물들었던 1980년대 중반, 젊은 세대의 솔직한 욕망과 낭만적 사랑을 고스란히 투영하고 있습니다. 흑백과 원색이 교차하던 청춘들의 고뇌와 해방감을 아름다운 멜로디로 어루만지며, 그 시절을 살아간 이들의 기억 속에 아련하고도 강렬한 문화적 노스탤지어를 아로새겼습니다.</w:t>
+      </w:r>
+    </w:p>
+    <w:p>
+      <w:pPr>
+        <w:spacing w:line="324" w:lineRule="auto" w:before="200" w:after="80"/>
+      </w:pPr>
+      <w:r>
+        <w:rPr w:rFonts="맑은 고딕">
+          <w:rFonts w:ascii="맑은 고딕" w:hAnsi="맑은 고딕" w:eastAsia="맑은 고딕"/>
+          <w:b/>
+          <w:color w:val="1E3A8A"/>
+          <w:sz w:val="24"/>
+        </w:rPr>
+        <w:t>4. 주요 수록곡 및 감상 제언</w:t>
+      </w:r>
+    </w:p>
+    <w:p>
+      <w:pPr>
+        <w:spacing w:line="324" w:lineRule="auto" w:after="80"/>
+      </w:pPr>
+      <w:r>
+        <w:rPr w:rFonts="맑은 고딕">
+          <w:rFonts w:ascii="맑은 고딕" w:hAnsi="맑은 고딕" w:eastAsia="맑은 고딕"/>
+          <w:b w:val="0"/>
+          <w:color w:val="6B7280"/>
+          <w:sz w:val="21"/>
+        </w:rPr>
+        <w:t xml:space="preserve">· </w:t>
+      </w:r>
+      <w:r>
+        <w:rPr w:rFonts="맑은 고딕">
+          <w:rFonts w:ascii="맑은 고딕" w:hAnsi="맑은 고딕" w:eastAsia="맑은 고딕"/>
+          <w:b/>
+          <w:color w:val="1F2937"/>
+          <w:sz w:val="21"/>
+        </w:rPr>
+        <w:t xml:space="preserve">주요 수록곡 특징: </w:t>
+      </w:r>
+      <w:r>
+        <w:rPr w:rFonts="맑은 고딕">
+          <w:rFonts w:ascii="맑은 고딕" w:hAnsi="맑은 고딕" w:eastAsia="맑은 고딕"/>
+          <w:b w:val="0"/>
+          <w:sz w:val="21"/>
+        </w:rPr>
+        <w:t>웅장한 스트링 편곡과 사회적 메시지가 돋보이는 명곡 'Papa Don't Preach', 스페인풍의 낭만과 이국적 서정이 매혹적으로 흐르는 'La Isla Bonita', 가슴 깊은 곳의 상처를 어루만지는 처연한 발라드 'Live to Tell', 그리고 순수한 사랑의 기쁨을 경쾌한 60년대 걸그룹 사운드로 오마주한 타이틀곡 'True Blue'에 이르기까지 다채롭고 찬연한 선율이 가득합니다.</w:t>
+      </w:r>
+    </w:p>
+    <w:p>
+      <w:pPr>
+        <w:spacing w:line="324" w:lineRule="auto" w:after="80"/>
+      </w:pPr>
+      <w:r>
+        <w:rPr w:rFonts="맑은 고딕">
+          <w:rFonts w:ascii="맑은 고딕" w:hAnsi="맑은 고딕" w:eastAsia="맑은 고딕"/>
+          <w:b w:val="0"/>
+          <w:color w:val="6B7280"/>
+          <w:sz w:val="21"/>
+        </w:rPr>
+        <w:t xml:space="preserve">· </w:t>
+      </w:r>
+      <w:r>
+        <w:rPr w:rFonts="맑은 고딕">
+          <w:rFonts w:ascii="맑은 고딕" w:hAnsi="맑은 고딕" w:eastAsia="맑은 고딕"/>
+          <w:b/>
+          <w:color w:val="1F2937"/>
+          <w:sz w:val="21"/>
+        </w:rPr>
+        <w:t xml:space="preserve">빈티지 감상 제언: </w:t>
+      </w:r>
+      <w:r>
+        <w:rPr w:rFonts="맑은 고딕">
+          <w:rFonts w:ascii="맑은 고딕" w:hAnsi="맑은 고딕" w:eastAsia="맑은 고딕"/>
+          <w:b w:val="0"/>
+          <w:sz w:val="21"/>
+        </w:rPr>
+        <w:t>아날로그 LP로 재생할 때 터져 나오는 펀치감 넘치는 드럼 머신과 두터운 아날로그 베이스 라인은 진공관 앰프를 거치며 한층 부드럽고 풍성한 입체감으로 살아납니다. 카트리지의 바늘이 소리골을 긁으며 전달하는 섬세한 숨소리와 현악 세션의 온기는 디지털 음원에서는 결코 맛볼 수 없는 깊은 서정성을 선사합니다.</w:t>
+      </w:r>
+    </w:p>
+    <w:p>
+      <w:pPr>
+        <w:spacing w:line="324" w:lineRule="auto" w:after="80"/>
+      </w:pPr>
+      <w:r>
+        <w:rPr w:rFonts="맑은 고딕">
+          <w:rFonts w:ascii="맑은 고딕" w:hAnsi="맑은 고딕" w:eastAsia="맑은 고딕"/>
+          <w:b w:val="0"/>
+          <w:color w:val="6B7280"/>
+          <w:sz w:val="21"/>
+        </w:rPr>
+        <w:t xml:space="preserve">· </w:t>
+      </w:r>
+      <w:r>
+        <w:rPr w:rFonts="맑은 고딕">
+          <w:rFonts w:ascii="맑은 고딕" w:hAnsi="맑은 고딕" w:eastAsia="맑은 고딕"/>
+          <w:b/>
+          <w:color w:val="1F2937"/>
+          <w:sz w:val="21"/>
+        </w:rPr>
+        <w:t xml:space="preserve">소장 가치: </w:t>
+      </w:r>
+      <w:r>
+        <w:rPr w:rFonts="맑은 고딕">
+          <w:rFonts w:ascii="맑은 고딕" w:hAnsi="맑은 고딕" w:eastAsia="맑은 고딕"/>
+          <w:b w:val="0"/>
+          <w:sz w:val="21"/>
+        </w:rPr>
+        <w:t>허브 리츠(Herb Ritts)가 촬영한 상징적인 블루 톤의 커버 아트는 그 자체로 팝 아트의 걸작이며, 80년대 팝 음악의 황금기를 오롯이 증명하는 유산이기에 바이닐 컬렉터라면 반드시 턴테이블 곁에 갖추어야 할 필청반입니다.</w:t>
+      </w:r>
+    </w:p>
+    <w:p>
+      <w:pPr>
+        <w:spacing w:line="324" w:lineRule="auto" w:after="120" w:before="160"/>
+      </w:pPr>
+      <w:r>
+        <w:rPr w:rFonts="맑은 고딕">
+          <w:rFonts w:ascii="맑은 고딕" w:hAnsi="맑은 고딕" w:eastAsia="맑은 고딕"/>
+          <w:b/>
+          <w:color w:val="4338CA"/>
+          <w:sz w:val="21"/>
+        </w:rPr>
+        <w:t>이 음반을 통해 시대를 뛰어넘어 순수한 열정과 아날로그 사운드의 품격이 전해주는 감동을 다시 한번 경험해 보시는 것은 어떨까요?</w:t>
       </w:r>
     </w:p>
     <w:sectPr>
       <w:pgSz w:w="12240" w:h="15840"/>
-      <w:pgMar w:top="1440" w:right="1440" w:bottom="1440" w:left="1440" w:header="720" w:footer="720" w:gutter="0"/>
+      <w:pgMar w:top="1152" w:right="1296" w:bottom="1152" w:left="1296" w:header="720" w:footer="720" w:gutter="0"/>
       <w:cols w:space="720"/>
       <w:docGrid w:linePitch="360"/>
     </w:sectPr>

--- a/word_reports/LP_0230_위치_449_Madonna_True Blue.docx
+++ b/word_reports/LP_0230_위치_449_Madonna_True Blue.docx
@@ -32,7 +32,7 @@
     </w:p>
     <w:p>
       <w:pPr>
-        <w:spacing w:line="324" w:lineRule="auto" w:before="80" w:after="160"/>
+        <w:spacing w:line="324" w:lineRule="auto" w:before="80" w:after="120"/>
       </w:pPr>
       <w:r>
         <w:rPr w:rFonts="맑은 고딕">
@@ -42,13 +42,6 @@
           <w:sz w:val="22"/>
         </w:rPr>
         <w:t xml:space="preserve">[음반 소개] </w:t>
-      </w:r>
-      <w:r>
-        <w:rPr w:rFonts="맑은 고딕">
-          <w:rFonts w:ascii="맑은 고딕" w:hAnsi="맑은 고딕" w:eastAsia="맑은 고딕"/>
-          <w:b w:val="0"/>
-          <w:sz w:val="21"/>
-        </w:rPr>
       </w:r>
     </w:p>
     <w:p>
@@ -61,7 +54,33 @@
           <w:b w:val="0"/>
           <w:sz w:val="21"/>
         </w:rPr>
-        <w:t>1986년 발표된 &lt;True Blue&gt;는 한 시대를 풍미한 팝의 여제 마돈나가 단순한 댄스 팝 아이콘을 넘어 진정한 예술적 거장으로 우뚝 섰음을 선언한 불멸의 명반입니다. 낭만과 열정이 요동치던 1980년대 중반, 그녀는 사랑과 비극, 그리고 인간 내면의 솔직한 고백을 유려한 멜로디 속에 녹여내어 전 세계 음악 팬들의 가슴속에 깊은 파문을 일으켰습니다. 정교하게 조율된 신디사이저와 서정미 넘치는 보컬이 빚어내는 음악적 질감은 반세기가 흐른 지금 들어도 여전히 찬란한 감동의 온기를 뿜어냅니다.</w:t>
+        <w:t>1986년 초여름 세상을 마주한 마돈나의 정규 3집 &lt;True Blue&gt;는 단순한 댄스 팝의 유행가를 넘어, 한 시대를 관통하는 거장적 아티스트로의 결정적 도약을 알린 불멸의 이정표입니다. 전작들이 발산했던 발칙하고 도발적인 젊음의 에너지를 통과한 그녀는, 당시 배우 숀 펜과의 격정적인 사랑과 예술적 성숙을 밑거름 삼아 앨범 전면에 짙은 서정성과 음악적 주도권을 완벽히 장악했습니다. 전설적인 사진작가 허브 릿츠(Herb Ritts)가 포착한 푸른빛의 앨범 커버 속에서 마돈나는 고전 헐리우드의 관능과 현대적 우아함을 동시에 투영하며, 80년대 대중문화의 미학적 정점을 선언했습니다.</w:t>
+      </w:r>
+    </w:p>
+    <w:p>
+      <w:pPr>
+        <w:spacing w:line="324" w:lineRule="auto" w:after="120"/>
+      </w:pPr>
+      <w:r>
+        <w:rPr w:rFonts="맑은 고딕">
+          <w:rFonts w:ascii="맑은 고딕" w:hAnsi="맑은 고딕" w:eastAsia="맑은 고딕"/>
+          <w:b w:val="0"/>
+          <w:sz w:val="21"/>
+        </w:rPr>
+        <w:t>음악적으로 본 작은 클래식한 모타운 사운드의 온기와 라틴 팝의 이국적인 정취, 그리고 정교하게 조율된 신스팝의 현대적 비트가 눈부신 균형을 이룹니다. 'Papa Don't Preach'의 비장한 스트링 챔버 도입부는 팝 음악이 지닐 수 있는 문학적·사회적 무게감을 증명해 보였으며, 'La Isla Bonita'에서 피어난 스페니시 기타의 낭만과 타이틀곡 'True Blue'의 복고풍 두왑 멜로디는 장르의 경계를 유려하게 가로지릅니다. 이는 단순한 히트곡의 나열이 아니라, 사랑의 환희와 비극, 그리고 한 인간으로서 겪는 불안과 헌신의 서사를 촘촘하게 엮어낸 거대한 감정의 파노라마입니다.</w:t>
+      </w:r>
+    </w:p>
+    <w:p>
+      <w:pPr>
+        <w:spacing w:line="324" w:lineRule="auto" w:after="120"/>
+      </w:pPr>
+      <w:r>
+        <w:rPr w:rFonts="맑은 고딕">
+          <w:rFonts w:ascii="맑은 고딕" w:hAnsi="맑은 고딕" w:eastAsia="맑은 고딕"/>
+          <w:b w:val="0"/>
+          <w:sz w:val="21"/>
+        </w:rPr>
+        <w:t>디지털의 차가운 파편들이 범람하는 오늘날에도 &lt;True Blue&gt;가 여전히 고결한 생명력을 뿜어내는 까닭은, 그 화려한 팝 아이콘의 외피 아래 흐르는 진실한 감정의 파동 때문입니다. 턴테이블의 바늘 끝을 타고 회전하는 바이닐 그루브 속에서 마돈나의 목소리는 한층 더 온기 어린 질감으로 되살아나며, 시대를 초월한 낭만주의의 찬란한 순간을 상기시킵니다. 대중성과 예술성, 시대의 트렌드와 영속적인 선율미가 가장 완벽하게 합일을 이룬 이 음반은 80년대 팝 역사가 인류에게 헌사한 가장 눈부신 고전 중 하나입니다.</w:t>
       </w:r>
     </w:p>
     <w:p>
@@ -168,7 +187,7 @@
           <w:b w:val="0"/>
           <w:sz w:val="21"/>
         </w:rPr>
-        <w:t>1986년 6월 사이어 레코드(Sire Records)를 통해 발매된 마돈나의 정규 3집 앨범으로, 당시 남편이었던 배우 션 펜(Sean Penn)에 대한 헌사이자 아티스트 본인의 주체적 음악 세계를 확립한 역사적 역작입니다.</w:t>
+        <w:t>1986년 6월 30일 사이어 레코드(Sire Records)를 통해 발매된 마돈나의 통산 세 번째 정규 스튜디오 음반으로, 아티스트가 전곡의 작사·작곡과 공동 프로듀싱에 깊이 관여하여 창작의 완전한 자율성을 획득한 기념비적인 작품입니다.</w:t>
       </w:r>
     </w:p>
     <w:p>
@@ -199,7 +218,7 @@
           <w:b w:val="0"/>
           <w:sz w:val="21"/>
         </w:rPr>
-        <w:t>발매와 동시에 전 세계 28개국 앨범 차트 1위를 석권하는 경이로운 기록을 세웠으며, 전 세계적으로 2,500만 장 이상의 천문학적인 판매고를 올리며 80년대 가장 많이 판매된 앨범 중 하나로 기록되었습니다.</w:t>
+        <w:t>발매와 동시에 전 세계 28개국 앨범 차트 1위를 석권하며 당시 기네스 세계 기록에 등재되었고, 전 세계 누적 2,500만 장 이상의 경이적인 판매고를 기록하며 1980년대 여성 아티스트 음반 중 최고의 상업적 성취를 거두었습니다.</w:t>
       </w:r>
     </w:p>
     <w:p>
@@ -230,7 +249,7 @@
           <w:b w:val="0"/>
           <w:sz w:val="21"/>
         </w:rPr>
-        <w:t>1987년 MTV 비디오 뮤직 어워드 '비디오 뱅가드 상' 수상의 기틀을 마련하였으며, 빌보드 뮤직 어워드 및 전 세계 유수의 음반 시상식을 석권하고 기네스 세계 기록에 당대 최고 베스트셀러 음반으로 등재되었습니다.</w:t>
+        <w:t>1987년 MTV 비디오 뮤직 어워드 '비디오 뱅가드 어워드(Video Vanguard Award)' 수상의 결정적 계기가 되었으며, 빌보드 뮤직 어워드와 유로피언 뮤직 어워드를 석권하고 그래미 어워드 주요 부문에 노미네이트되는 등 평단과 대중 모두에게 찬사를 받았습니다.</w:t>
       </w:r>
     </w:p>
     <w:p>
@@ -275,7 +294,7 @@
           <w:b w:val="0"/>
           <w:sz w:val="21"/>
         </w:rPr>
-        <w:t>미국 (USA)</w:t>
+        <w:t>미국</w:t>
       </w:r>
     </w:p>
     <w:p>
@@ -368,7 +387,7 @@
           <w:b w:val="0"/>
           <w:sz w:val="21"/>
         </w:rPr>
-        <w:t>끊임없는 변신과 파격적인 시도로 대중음악의 지평을 넓혀온 마돈나는 20세기와 21세기를 관통하는 대중문화의 가장 위대한 상징입니다. 탁월한 프로듀싱 감각과 진취적인 메시지를 통해 여성 아티스트의 한계를 허물었으며, 대중음악사에서 가장 성공적이고 영향력 있는 팝의 여제로 평가받고 있습니다.</w:t>
+        <w:t>'팝의 여왕(Queen of Pop)'으로 칭송받는 마돈나는 음악, 시각 예술, 공연 문화를 유기적으로 결합하며 20세기 대중문화의 패러다임을 혁신한 독보적인 아티스트입니다. 사회적 금기와 통념에 끊임없이 질문을 던지는 진취적인 음악적 실험과 주체적인 여성상을 통해 현대 팝 음악계의 지평을 근본적으로 변화시켰습니다.</w:t>
       </w:r>
     </w:p>
     <w:p>
@@ -413,7 +432,7 @@
           <w:b w:val="0"/>
           <w:sz w:val="21"/>
         </w:rPr>
-        <w:t>본 작은 80년대 신스팝과 댄스 팝의 정점을 보여주는 동시에, 서정적인 어쿠스틱과 라틴 팝의 요소를 절묘하게 결합하여 팝 음악의 음악적 완성도를 한 단계 끌어올린 걸작입니다. 앨범 전반을 관통하는 견고한 송라이팅과 마돈나의 진일보한 보컬 표현력은 상업성과 예술성의 완벽한 조화를 이루어냈다는 찬사를 받습니다.</w:t>
+        <w:t>신스팝과 댄스 팝이라는 장르적 틀에 현악 오케스트레이션과 서사적 스토리텔링을 융합함으로써 메인스트림 팝의 예술적 완성도를 한 단계 격상시킨 음반입니다. 여성 아티스트가 스스로 자신의 음악적 내러티브와 사운드 텍스처를 온전히 통제한 선구적 텍스트로 음악사에 확고히 기록되어 있습니다.</w:t>
       </w:r>
     </w:p>
     <w:p>
@@ -444,7 +463,7 @@
           <w:b w:val="0"/>
           <w:sz w:val="21"/>
         </w:rPr>
-        <w:t>냉전의 황혼기이자 화려한 네온사인으로 물들었던 1980년대 중반, 젊은 세대의 솔직한 욕망과 낭만적 사랑을 고스란히 투영하고 있습니다. 흑백과 원색이 교차하던 청춘들의 고뇌와 해방감을 아름다운 멜로디로 어루만지며, 그 시절을 살아간 이들의 기억 속에 아련하고도 강렬한 문화적 노스탤지어를 아로새겼습니다.</w:t>
+        <w:t>1980년대 중반, MTV의 보급과 함께 시각과 청각이 찬란하게 결합하던 대중문화의 황금기를 고스란히 응축하고 있습니다. 순수했던 사랑의 열망과 세대 간의 갈등, 그리고 도시 청춘들의 꿈과 방황을 따스한 신디사이저와 생동감 넘치는 어쿠스틱 사운드로 담아낸 시대의 낭만적 기록화입니다.</w:t>
       </w:r>
     </w:p>
     <w:p>
@@ -489,7 +508,7 @@
           <w:b w:val="0"/>
           <w:sz w:val="21"/>
         </w:rPr>
-        <w:t>웅장한 스트링 편곡과 사회적 메시지가 돋보이는 명곡 'Papa Don't Preach', 스페인풍의 낭만과 이국적 서정이 매혹적으로 흐르는 'La Isla Bonita', 가슴 깊은 곳의 상처를 어루만지는 처연한 발라드 'Live to Tell', 그리고 순수한 사랑의 기쁨을 경쾌한 60년대 걸그룹 사운드로 오마주한 타이틀곡 'True Blue'에 이르기까지 다채롭고 찬연한 선율이 가득합니다.</w:t>
+        <w:t>드라마틱한 클래시컬 현악 서주와 책임 있는 사랑의 고뇌를 노래한 'Papa Don't Preach', 스페니시 기타의 애수 어린 선율과 퍼커션의 조화가 이국적인 'La Isla Bonita', 60년대 걸그룹 사운드를 순수한 서정성으로 재해석한 타이틀곡 'True Blue', 그리고 숨이 멎을 듯 처연한 멜로디의 팝 발라드 걸작 'Live to Tell' 등이 유기적 완성도를 자랑합니다.</w:t>
       </w:r>
     </w:p>
     <w:p>
@@ -520,7 +539,7 @@
           <w:b w:val="0"/>
           <w:sz w:val="21"/>
         </w:rPr>
-        <w:t>아날로그 LP로 재생할 때 터져 나오는 펀치감 넘치는 드럼 머신과 두터운 아날로그 베이스 라인은 진공관 앰프를 거치며 한층 부드럽고 풍성한 입체감으로 살아납니다. 카트리지의 바늘이 소리골을 긁으며 전달하는 섬세한 숨소리와 현악 세션의 온기는 디지털 음원에서는 결코 맛볼 수 없는 깊은 서정성을 선사합니다.</w:t>
+        <w:t>LP 특유의 따뜻하고 풍윤한 중저역의 베이스라인과 어쿠스틱 악기들의 미세한 잔향은 디지털 음원에서는 느낄 수 없는 깊은 공간감을 선사합니다. 특히 진공관 앰프를 통해 감상할 때 'Live to Tell'에서 느껴지는 보컬의 세밀한 숨결과 'La Isla Bonita'의 어쿠스틱 나일론 기타 선율이 벨벳처럼 부드럽고 밀도 있게 공간을 채웁니다.</w:t>
       </w:r>
     </w:p>
     <w:p>
@@ -551,7 +570,7 @@
           <w:b w:val="0"/>
           <w:sz w:val="21"/>
         </w:rPr>
-        <w:t>허브 리츠(Herb Ritts)가 촬영한 상징적인 블루 톤의 커버 아트는 그 자체로 팝 아트의 걸작이며, 80년대 팝 음악의 황금기를 오롯이 증명하는 유산이기에 바이닐 컬렉터라면 반드시 턴테이블 곁에 갖추어야 할 필청반입니다.</w:t>
+        <w:t>허브 릿츠가 포착한 푸른빛의 재킷 아트는 80년대 시각 예술을 대표하는 아이콘으로 평가받으며, 팝 역사의 찬란한 전환점을 아날로그 바이닐의 고유한 결로 간직할 수 있다는 점에서 모든 음악 애호가들의 컬렉션에 필히 자리해야 할 영원한 명반입니다.</w:t>
       </w:r>
     </w:p>
     <w:p>
@@ -565,7 +584,7 @@
           <w:color w:val="4338CA"/>
           <w:sz w:val="21"/>
         </w:rPr>
-        <w:t>이 음반을 통해 시대를 뛰어넘어 순수한 열정과 아날로그 사운드의 품격이 전해주는 감동을 다시 한번 경험해 보시는 것은 어떨까요?</w:t>
+        <w:t>이 음반을 통해 화려한 스포트라이트 이면에 깃든 마돈나의 순수한 낭만과 아날로그 바이닐이 전해주는 감동을 다시 한번 경험해 보시는 것은 어떨까요?</w:t>
       </w:r>
     </w:p>
     <w:sectPr>
